--- a/docs/PG-Manager-Architecture.docx
+++ b/docs/PG-Manager-Architecture.docx
@@ -9347,6 +9347,845 @@
       <w:pPr>
         <w:spacing w:after="60"/>
       </w:pPr>
+      <w:r>
+        <w:rPr>
+          <w:rFonts w:ascii="Times" w:hAnsi="Times" w:cs="Times"/>
+          <w:sz w:val="24"/>
+          <w:sz-cs w:val="24"/>
+          <w:spacing w:val="0"/>
+        </w:rPr>
+        <w:t xml:space="preserve">Perfect! </w:t>
+      </w:r>
+      <w:r>
+        <w:rPr>
+          <w:rFonts w:ascii="Apple Color Emoji" w:hAnsi="Apple Color Emoji" w:cs="Apple Color Emoji"/>
+          <w:sz w:val="24"/>
+          <w:sz-cs w:val="24"/>
+          <w:spacing w:val="0"/>
+        </w:rPr>
+        <w:t xml:space="preserve">✅</w:t>
+      </w:r>
+      <w:r>
+        <w:rPr>
+          <w:rFonts w:ascii="Times" w:hAnsi="Times" w:cs="Times"/>
+          <w:sz w:val="24"/>
+          <w:sz-cs w:val="24"/>
+          <w:spacing w:val="0"/>
+        </w:rPr>
+        <w:t xml:space="preserve"> I've created **automated deployment scripts** for you:</w:t>
+      </w:r>
+    </w:p>
+    <w:p>
+      <w:pPr>
+        <w:spacing w:after="60"/>
+      </w:pPr>
+      <w:r>
+        <w:rPr>
+          <w:rFonts w:ascii="Times" w:hAnsi="Times" w:cs="Times"/>
+          <w:sz w:val="24"/>
+          <w:sz-cs w:val="24"/>
+          <w:spacing w:val="0"/>
+        </w:rPr>
+        <w:t xml:space="preserve"/>
+      </w:r>
+    </w:p>
+    <w:p>
+      <w:pPr>
+        <w:spacing w:after="60"/>
+      </w:pPr>
+      <w:r>
+        <w:rPr>
+          <w:rFonts w:ascii="Times" w:hAnsi="Times" w:cs="Times"/>
+          <w:sz w:val="24"/>
+          <w:sz-cs w:val="24"/>
+          <w:spacing w:val="0"/>
+        </w:rPr>
+        <w:t xml:space="preserve">## </w:t>
+      </w:r>
+      <w:r>
+        <w:rPr>
+          <w:rFonts w:ascii="Apple Color Emoji" w:hAnsi="Apple Color Emoji" w:cs="Apple Color Emoji"/>
+          <w:sz w:val="24"/>
+          <w:sz-cs w:val="24"/>
+          <w:spacing w:val="0"/>
+        </w:rPr>
+        <w:t xml:space="preserve">🚀</w:t>
+      </w:r>
+      <w:r>
+        <w:rPr>
+          <w:rFonts w:ascii="Times" w:hAnsi="Times" w:cs="Times"/>
+          <w:sz w:val="24"/>
+          <w:sz-cs w:val="24"/>
+          <w:spacing w:val="0"/>
+        </w:rPr>
+        <w:t xml:space="preserve"> Two Deployment Options</w:t>
+      </w:r>
+    </w:p>
+    <w:p>
+      <w:pPr>
+        <w:spacing w:after="60"/>
+      </w:pPr>
+      <w:r>
+        <w:rPr>
+          <w:rFonts w:ascii="Times" w:hAnsi="Times" w:cs="Times"/>
+          <w:sz w:val="24"/>
+          <w:sz-cs w:val="24"/>
+          <w:spacing w:val="0"/>
+        </w:rPr>
+        <w:t xml:space="preserve"/>
+      </w:r>
+    </w:p>
+    <w:p>
+      <w:pPr>
+        <w:spacing w:after="60"/>
+      </w:pPr>
+      <w:r>
+        <w:rPr>
+          <w:rFonts w:ascii="Times" w:hAnsi="Times" w:cs="Times"/>
+          <w:sz w:val="24"/>
+          <w:sz-cs w:val="24"/>
+          <w:spacing w:val="0"/>
+        </w:rPr>
+        <w:t xml:space="preserve">### **1. Interactive Deploy** (Recommended)</w:t>
+      </w:r>
+    </w:p>
+    <w:p>
+      <w:pPr>
+        <w:spacing w:after="60"/>
+      </w:pPr>
+      <w:r>
+        <w:rPr>
+          <w:rFonts w:ascii="Times" w:hAnsi="Times" w:cs="Times"/>
+          <w:sz w:val="24"/>
+          <w:sz-cs w:val="24"/>
+          <w:spacing w:val="0"/>
+        </w:rPr>
+        <w:t xml:space="preserve">```bash</w:t>
+      </w:r>
+    </w:p>
+    <w:p>
+      <w:pPr>
+        <w:spacing w:after="60"/>
+      </w:pPr>
+      <w:r>
+        <w:rPr>
+          <w:rFonts w:ascii="Times" w:hAnsi="Times" w:cs="Times"/>
+          <w:sz w:val="24"/>
+          <w:sz-cs w:val="24"/>
+          <w:spacing w:val="0"/>
+        </w:rPr>
+        <w:t xml:space="preserve">./deploy.sh</w:t>
+      </w:r>
+    </w:p>
+    <w:p>
+      <w:pPr>
+        <w:spacing w:after="60"/>
+      </w:pPr>
+      <w:r>
+        <w:rPr>
+          <w:rFonts w:ascii="Times" w:hAnsi="Times" w:cs="Times"/>
+          <w:sz w:val="24"/>
+          <w:sz-cs w:val="24"/>
+          <w:spacing w:val="0"/>
+        </w:rPr>
+        <w:t xml:space="preserve">```</w:t>
+      </w:r>
+    </w:p>
+    <w:p>
+      <w:pPr>
+        <w:spacing w:after="60"/>
+      </w:pPr>
+      <w:r>
+        <w:rPr>
+          <w:rFonts w:ascii="Times" w:hAnsi="Times" w:cs="Times"/>
+          <w:sz w:val="24"/>
+          <w:sz-cs w:val="24"/>
+          <w:spacing w:val="0"/>
+        </w:rPr>
+        <w:t xml:space="preserve">- Shows changes before committing</w:t>
+      </w:r>
+    </w:p>
+    <w:p>
+      <w:pPr>
+        <w:spacing w:after="60"/>
+      </w:pPr>
+      <w:r>
+        <w:rPr>
+          <w:rFonts w:ascii="Times" w:hAnsi="Times" w:cs="Times"/>
+          <w:sz w:val="24"/>
+          <w:sz-cs w:val="24"/>
+          <w:spacing w:val="0"/>
+        </w:rPr>
+        <w:t xml:space="preserve">- Asks for commit message</w:t>
+      </w:r>
+    </w:p>
+    <w:p>
+      <w:pPr>
+        <w:spacing w:after="60"/>
+      </w:pPr>
+      <w:r>
+        <w:rPr>
+          <w:rFonts w:ascii="Times" w:hAnsi="Times" w:cs="Times"/>
+          <w:sz w:val="24"/>
+          <w:sz-cs w:val="24"/>
+          <w:spacing w:val="0"/>
+        </w:rPr>
+        <w:t xml:space="preserve">- Builds and deploys in one go</w:t>
+      </w:r>
+    </w:p>
+    <w:p>
+      <w:pPr>
+        <w:spacing w:after="60"/>
+      </w:pPr>
+      <w:r>
+        <w:rPr>
+          <w:rFonts w:ascii="Times" w:hAnsi="Times" w:cs="Times"/>
+          <w:sz w:val="24"/>
+          <w:sz-cs w:val="24"/>
+          <w:spacing w:val="0"/>
+        </w:rPr>
+        <w:t xml:space="preserve">- **Perfect for:** Full control over commits</w:t>
+      </w:r>
+    </w:p>
+    <w:p>
+      <w:pPr>
+        <w:spacing w:after="60"/>
+      </w:pPr>
+      <w:r>
+        <w:rPr>
+          <w:rFonts w:ascii="Times" w:hAnsi="Times" w:cs="Times"/>
+          <w:sz w:val="24"/>
+          <w:sz-cs w:val="24"/>
+          <w:spacing w:val="0"/>
+        </w:rPr>
+        <w:t xml:space="preserve"/>
+      </w:r>
+    </w:p>
+    <w:p>
+      <w:pPr>
+        <w:spacing w:after="60"/>
+      </w:pPr>
+      <w:r>
+        <w:rPr>
+          <w:rFonts w:ascii="Times" w:hAnsi="Times" w:cs="Times"/>
+          <w:sz w:val="24"/>
+          <w:sz-cs w:val="24"/>
+          <w:spacing w:val="0"/>
+        </w:rPr>
+        <w:t xml:space="preserve">### **2. Quick Deploy** (Fastest)</w:t>
+      </w:r>
+    </w:p>
+    <w:p>
+      <w:pPr>
+        <w:spacing w:after="60"/>
+      </w:pPr>
+      <w:r>
+        <w:rPr>
+          <w:rFonts w:ascii="Times" w:hAnsi="Times" w:cs="Times"/>
+          <w:sz w:val="24"/>
+          <w:sz-cs w:val="24"/>
+          <w:spacing w:val="0"/>
+        </w:rPr>
+        <w:t xml:space="preserve">```bash</w:t>
+      </w:r>
+    </w:p>
+    <w:p>
+      <w:pPr>
+        <w:spacing w:after="60"/>
+      </w:pPr>
+      <w:r>
+        <w:rPr>
+          <w:rFonts w:ascii="Times" w:hAnsi="Times" w:cs="Times"/>
+          <w:sz w:val="24"/>
+          <w:sz-cs w:val="24"/>
+          <w:spacing w:val="0"/>
+        </w:rPr>
+        <w:t xml:space="preserve">./quick-deploy.sh</w:t>
+      </w:r>
+    </w:p>
+    <w:p>
+      <w:pPr>
+        <w:spacing w:after="60"/>
+      </w:pPr>
+      <w:r>
+        <w:rPr>
+          <w:rFonts w:ascii="Times" w:hAnsi="Times" w:cs="Times"/>
+          <w:sz w:val="24"/>
+          <w:sz-cs w:val="24"/>
+          <w:spacing w:val="0"/>
+        </w:rPr>
+        <w:t xml:space="preserve">```</w:t>
+      </w:r>
+    </w:p>
+    <w:p>
+      <w:pPr>
+        <w:spacing w:after="60"/>
+      </w:pPr>
+      <w:r>
+        <w:rPr>
+          <w:rFonts w:ascii="Times" w:hAnsi="Times" w:cs="Times"/>
+          <w:sz w:val="24"/>
+          <w:sz-cs w:val="24"/>
+          <w:spacing w:val="0"/>
+        </w:rPr>
+        <w:t xml:space="preserve">- Auto-commits with timestamp</w:t>
+      </w:r>
+    </w:p>
+    <w:p>
+      <w:pPr>
+        <w:spacing w:after="60"/>
+      </w:pPr>
+      <w:r>
+        <w:rPr>
+          <w:rFonts w:ascii="Times" w:hAnsi="Times" w:cs="Times"/>
+          <w:sz w:val="24"/>
+          <w:sz-cs w:val="24"/>
+          <w:spacing w:val="0"/>
+        </w:rPr>
+        <w:t xml:space="preserve">- Builds and deploys instantly</w:t>
+      </w:r>
+    </w:p>
+    <w:p>
+      <w:pPr>
+        <w:spacing w:after="60"/>
+      </w:pPr>
+      <w:r>
+        <w:rPr>
+          <w:rFonts w:ascii="Times" w:hAnsi="Times" w:cs="Times"/>
+          <w:sz w:val="24"/>
+          <w:sz-cs w:val="24"/>
+          <w:spacing w:val="0"/>
+        </w:rPr>
+        <w:t xml:space="preserve">- One command, done</w:t>
+      </w:r>
+    </w:p>
+    <w:p>
+      <w:pPr>
+        <w:spacing w:after="60"/>
+      </w:pPr>
+      <w:r>
+        <w:rPr>
+          <w:rFonts w:ascii="Times" w:hAnsi="Times" w:cs="Times"/>
+          <w:sz w:val="24"/>
+          <w:sz-cs w:val="24"/>
+          <w:spacing w:val="0"/>
+        </w:rPr>
+        <w:t xml:space="preserve">- **Perfect for:** Rapid iterations</w:t>
+      </w:r>
+    </w:p>
+    <w:p>
+      <w:pPr>
+        <w:spacing w:after="60"/>
+      </w:pPr>
+      <w:r>
+        <w:rPr>
+          <w:rFonts w:ascii="Times" w:hAnsi="Times" w:cs="Times"/>
+          <w:sz w:val="24"/>
+          <w:sz-cs w:val="24"/>
+          <w:spacing w:val="0"/>
+        </w:rPr>
+        <w:t xml:space="preserve"/>
+      </w:r>
+    </w:p>
+    <w:p>
+      <w:pPr>
+        <w:spacing w:after="60"/>
+      </w:pPr>
+      <w:r>
+        <w:rPr>
+          <w:rFonts w:ascii="Times" w:hAnsi="Times" w:cs="Times"/>
+          <w:sz w:val="24"/>
+          <w:sz-cs w:val="24"/>
+          <w:spacing w:val="0"/>
+        </w:rPr>
+        <w:t xml:space="preserve">---</w:t>
+      </w:r>
+    </w:p>
+    <w:p>
+      <w:pPr>
+        <w:spacing w:after="60"/>
+      </w:pPr>
+      <w:r>
+        <w:rPr>
+          <w:rFonts w:ascii="Times" w:hAnsi="Times" w:cs="Times"/>
+          <w:sz w:val="24"/>
+          <w:sz-cs w:val="24"/>
+          <w:spacing w:val="0"/>
+        </w:rPr>
+        <w:t xml:space="preserve"/>
+      </w:r>
+    </w:p>
+    <w:p>
+      <w:pPr>
+        <w:spacing w:after="60"/>
+      </w:pPr>
+      <w:r>
+        <w:rPr>
+          <w:rFonts w:ascii="Times" w:hAnsi="Times" w:cs="Times"/>
+          <w:sz w:val="24"/>
+          <w:sz-cs w:val="24"/>
+          <w:spacing w:val="0"/>
+        </w:rPr>
+        <w:t xml:space="preserve">## What Each Script Does</w:t>
+      </w:r>
+    </w:p>
+    <w:p>
+      <w:pPr>
+        <w:spacing w:after="60"/>
+      </w:pPr>
+      <w:r>
+        <w:rPr>
+          <w:rFonts w:ascii="Times" w:hAnsi="Times" w:cs="Times"/>
+          <w:sz w:val="24"/>
+          <w:sz-cs w:val="24"/>
+          <w:spacing w:val="0"/>
+        </w:rPr>
+        <w:t xml:space="preserve"/>
+      </w:r>
+    </w:p>
+    <w:p>
+      <w:pPr>
+        <w:spacing w:after="60"/>
+      </w:pPr>
+      <w:r>
+        <w:rPr>
+          <w:rFonts w:ascii="Times" w:hAnsi="Times" w:cs="Times"/>
+          <w:sz w:val="24"/>
+          <w:sz-cs w:val="24"/>
+          <w:spacing w:val="0"/>
+        </w:rPr>
+        <w:t xml:space="preserve">Both scripts automatically:</w:t>
+      </w:r>
+    </w:p>
+    <w:p>
+      <w:pPr>
+        <w:spacing w:after="60"/>
+      </w:pPr>
+      <w:r>
+        <w:rPr>
+          <w:rFonts w:ascii="Times" w:hAnsi="Times" w:cs="Times"/>
+          <w:sz w:val="24"/>
+          <w:sz-cs w:val="24"/>
+          <w:spacing w:val="0"/>
+        </w:rPr>
+        <w:t xml:space="preserve">1. </w:t>
+      </w:r>
+      <w:r>
+        <w:rPr>
+          <w:rFonts w:ascii="Apple Color Emoji" w:hAnsi="Apple Color Emoji" w:cs="Apple Color Emoji"/>
+          <w:sz w:val="24"/>
+          <w:sz-cs w:val="24"/>
+          <w:spacing w:val="0"/>
+        </w:rPr>
+        <w:t xml:space="preserve">✅</w:t>
+      </w:r>
+      <w:r>
+        <w:rPr>
+          <w:rFonts w:ascii="Times" w:hAnsi="Times" w:cs="Times"/>
+          <w:sz w:val="24"/>
+          <w:sz-cs w:val="24"/>
+          <w:spacing w:val="0"/>
+        </w:rPr>
+        <w:t xml:space="preserve"> Check for uncommitted changes</w:t>
+      </w:r>
+    </w:p>
+    <w:p>
+      <w:pPr>
+        <w:spacing w:after="60"/>
+      </w:pPr>
+      <w:r>
+        <w:rPr>
+          <w:rFonts w:ascii="Times" w:hAnsi="Times" w:cs="Times"/>
+          <w:sz w:val="24"/>
+          <w:sz-cs w:val="24"/>
+          <w:spacing w:val="0"/>
+        </w:rPr>
+        <w:t xml:space="preserve">2. </w:t>
+      </w:r>
+      <w:r>
+        <w:rPr>
+          <w:rFonts w:ascii="Apple Color Emoji" w:hAnsi="Apple Color Emoji" w:cs="Apple Color Emoji"/>
+          <w:sz w:val="24"/>
+          <w:sz-cs w:val="24"/>
+          <w:spacing w:val="0"/>
+        </w:rPr>
+        <w:t xml:space="preserve">✅</w:t>
+      </w:r>
+      <w:r>
+        <w:rPr>
+          <w:rFonts w:ascii="Times" w:hAnsi="Times" w:cs="Times"/>
+          <w:sz w:val="24"/>
+          <w:sz-cs w:val="24"/>
+          <w:spacing w:val="0"/>
+        </w:rPr>
+        <w:t xml:space="preserve"> Commit changes (interactive or auto)</w:t>
+      </w:r>
+    </w:p>
+    <w:p>
+      <w:pPr>
+        <w:spacing w:after="60"/>
+      </w:pPr>
+      <w:r>
+        <w:rPr>
+          <w:rFonts w:ascii="Times" w:hAnsi="Times" w:cs="Times"/>
+          <w:sz w:val="24"/>
+          <w:sz-cs w:val="24"/>
+          <w:spacing w:val="0"/>
+        </w:rPr>
+        <w:t xml:space="preserve">3. </w:t>
+      </w:r>
+      <w:r>
+        <w:rPr>
+          <w:rFonts w:ascii="Apple Color Emoji" w:hAnsi="Apple Color Emoji" w:cs="Apple Color Emoji"/>
+          <w:sz w:val="24"/>
+          <w:sz-cs w:val="24"/>
+          <w:spacing w:val="0"/>
+        </w:rPr>
+        <w:t xml:space="preserve">✅</w:t>
+      </w:r>
+      <w:r>
+        <w:rPr>
+          <w:rFonts w:ascii="Times" w:hAnsi="Times" w:cs="Times"/>
+          <w:sz w:val="24"/>
+          <w:sz-cs w:val="24"/>
+          <w:spacing w:val="0"/>
+        </w:rPr>
+        <w:t xml:space="preserve"> Build the app (`npm run build`)</w:t>
+      </w:r>
+    </w:p>
+    <w:p>
+      <w:pPr>
+        <w:spacing w:after="60"/>
+      </w:pPr>
+      <w:r>
+        <w:rPr>
+          <w:rFonts w:ascii="Times" w:hAnsi="Times" w:cs="Times"/>
+          <w:sz w:val="24"/>
+          <w:sz-cs w:val="24"/>
+          <w:spacing w:val="0"/>
+        </w:rPr>
+        <w:t xml:space="preserve">4. </w:t>
+      </w:r>
+      <w:r>
+        <w:rPr>
+          <w:rFonts w:ascii="Apple Color Emoji" w:hAnsi="Apple Color Emoji" w:cs="Apple Color Emoji"/>
+          <w:sz w:val="24"/>
+          <w:sz-cs w:val="24"/>
+          <w:spacing w:val="0"/>
+        </w:rPr>
+        <w:t xml:space="preserve">✅</w:t>
+      </w:r>
+      <w:r>
+        <w:rPr>
+          <w:rFonts w:ascii="Times" w:hAnsi="Times" w:cs="Times"/>
+          <w:sz w:val="24"/>
+          <w:sz-cs w:val="24"/>
+          <w:spacing w:val="0"/>
+        </w:rPr>
+        <w:t xml:space="preserve"> Deploy to Firebase Hosting</w:t>
+      </w:r>
+    </w:p>
+    <w:p>
+      <w:pPr>
+        <w:spacing w:after="60"/>
+      </w:pPr>
+      <w:r>
+        <w:rPr>
+          <w:rFonts w:ascii="Times" w:hAnsi="Times" w:cs="Times"/>
+          <w:sz w:val="24"/>
+          <w:sz-cs w:val="24"/>
+          <w:spacing w:val="0"/>
+        </w:rPr>
+        <w:t xml:space="preserve">5. </w:t>
+      </w:r>
+      <w:r>
+        <w:rPr>
+          <w:rFonts w:ascii="Apple Color Emoji" w:hAnsi="Apple Color Emoji" w:cs="Apple Color Emoji"/>
+          <w:sz w:val="24"/>
+          <w:sz-cs w:val="24"/>
+          <w:spacing w:val="0"/>
+        </w:rPr>
+        <w:t xml:space="preserve">✅</w:t>
+      </w:r>
+      <w:r>
+        <w:rPr>
+          <w:rFonts w:ascii="Times" w:hAnsi="Times" w:cs="Times"/>
+          <w:sz w:val="24"/>
+          <w:sz-cs w:val="24"/>
+          <w:spacing w:val="0"/>
+        </w:rPr>
+        <w:t xml:space="preserve"> Show live URL: `https://pg-manager-pgmaaya.web.app`</w:t>
+      </w:r>
+    </w:p>
+    <w:p>
+      <w:pPr>
+        <w:spacing w:after="60"/>
+      </w:pPr>
+      <w:r>
+        <w:rPr>
+          <w:rFonts w:ascii="Times" w:hAnsi="Times" w:cs="Times"/>
+          <w:sz w:val="24"/>
+          <w:sz-cs w:val="24"/>
+          <w:spacing w:val="0"/>
+        </w:rPr>
+        <w:t xml:space="preserve"/>
+      </w:r>
+    </w:p>
+    <w:p>
+      <w:pPr>
+        <w:spacing w:after="60"/>
+      </w:pPr>
+      <w:r>
+        <w:rPr>
+          <w:rFonts w:ascii="Times" w:hAnsi="Times" w:cs="Times"/>
+          <w:sz w:val="24"/>
+          <w:sz-cs w:val="24"/>
+          <w:spacing w:val="0"/>
+        </w:rPr>
+        <w:t xml:space="preserve">---</w:t>
+      </w:r>
+    </w:p>
+    <w:p>
+      <w:pPr>
+        <w:spacing w:after="60"/>
+      </w:pPr>
+      <w:r>
+        <w:rPr>
+          <w:rFonts w:ascii="Times" w:hAnsi="Times" w:cs="Times"/>
+          <w:sz w:val="24"/>
+          <w:sz-cs w:val="24"/>
+          <w:spacing w:val="0"/>
+        </w:rPr>
+        <w:t xml:space="preserve"/>
+      </w:r>
+    </w:p>
+    <w:p>
+      <w:pPr>
+        <w:spacing w:after="60"/>
+      </w:pPr>
+      <w:r>
+        <w:rPr>
+          <w:rFonts w:ascii="Times" w:hAnsi="Times" w:cs="Times"/>
+          <w:sz w:val="24"/>
+          <w:sz-cs w:val="24"/>
+          <w:spacing w:val="0"/>
+        </w:rPr>
+        <w:t xml:space="preserve">## Usage</w:t>
+      </w:r>
+    </w:p>
+    <w:p>
+      <w:pPr>
+        <w:spacing w:after="60"/>
+      </w:pPr>
+      <w:r>
+        <w:rPr>
+          <w:rFonts w:ascii="Times" w:hAnsi="Times" w:cs="Times"/>
+          <w:sz w:val="24"/>
+          <w:sz-cs w:val="24"/>
+          <w:spacing w:val="0"/>
+        </w:rPr>
+        <w:t xml:space="preserve"/>
+      </w:r>
+    </w:p>
+    <w:p>
+      <w:pPr>
+        <w:spacing w:after="60"/>
+      </w:pPr>
+      <w:r>
+        <w:rPr>
+          <w:rFonts w:ascii="Times" w:hAnsi="Times" w:cs="Times"/>
+          <w:sz w:val="24"/>
+          <w:sz-cs w:val="24"/>
+          <w:spacing w:val="0"/>
+        </w:rPr>
+        <w:t xml:space="preserve">From your project root, just run:</w:t>
+      </w:r>
+    </w:p>
+    <w:p>
+      <w:pPr>
+        <w:spacing w:after="60"/>
+      </w:pPr>
+      <w:r>
+        <w:rPr>
+          <w:rFonts w:ascii="Times" w:hAnsi="Times" w:cs="Times"/>
+          <w:sz w:val="24"/>
+          <w:sz-cs w:val="24"/>
+          <w:spacing w:val="0"/>
+        </w:rPr>
+        <w:t xml:space="preserve"/>
+      </w:r>
+    </w:p>
+    <w:p>
+      <w:pPr>
+        <w:spacing w:after="60"/>
+      </w:pPr>
+      <w:r>
+        <w:rPr>
+          <w:rFonts w:ascii="Times" w:hAnsi="Times" w:cs="Times"/>
+          <w:sz w:val="24"/>
+          <w:sz-cs w:val="24"/>
+          <w:spacing w:val="0"/>
+        </w:rPr>
+        <w:t xml:space="preserve">```bash</w:t>
+      </w:r>
+    </w:p>
+    <w:p>
+      <w:pPr>
+        <w:spacing w:after="60"/>
+      </w:pPr>
+      <w:r>
+        <w:rPr>
+          <w:rFonts w:ascii="Times" w:hAnsi="Times" w:cs="Times"/>
+          <w:sz w:val="24"/>
+          <w:sz-cs w:val="24"/>
+          <w:spacing w:val="0"/>
+        </w:rPr>
+        <w:t xml:space="preserve"># Want to review &amp; message your commits?</w:t>
+      </w:r>
+    </w:p>
+    <w:p>
+      <w:pPr>
+        <w:spacing w:after="60"/>
+      </w:pPr>
+      <w:r>
+        <w:rPr>
+          <w:rFonts w:ascii="Times" w:hAnsi="Times" w:cs="Times"/>
+          <w:sz w:val="24"/>
+          <w:sz-cs w:val="24"/>
+          <w:spacing w:val="0"/>
+        </w:rPr>
+        <w:t xml:space="preserve">./deploy.sh</w:t>
+      </w:r>
+    </w:p>
+    <w:p>
+      <w:pPr>
+        <w:spacing w:after="60"/>
+      </w:pPr>
+      <w:r>
+        <w:rPr>
+          <w:rFonts w:ascii="Times" w:hAnsi="Times" w:cs="Times"/>
+          <w:sz w:val="24"/>
+          <w:sz-cs w:val="24"/>
+          <w:spacing w:val="0"/>
+        </w:rPr>
+        <w:t xml:space="preserve"/>
+      </w:r>
+    </w:p>
+    <w:p>
+      <w:pPr>
+        <w:spacing w:after="60"/>
+      </w:pPr>
+      <w:r>
+        <w:rPr>
+          <w:rFonts w:ascii="Times" w:hAnsi="Times" w:cs="Times"/>
+          <w:sz w:val="24"/>
+          <w:sz-cs w:val="24"/>
+          <w:spacing w:val="0"/>
+        </w:rPr>
+        <w:t xml:space="preserve"># Want to deploy instantly?</w:t>
+      </w:r>
+    </w:p>
+    <w:p>
+      <w:pPr>
+        <w:spacing w:after="60"/>
+      </w:pPr>
+      <w:r>
+        <w:rPr>
+          <w:rFonts w:ascii="Times" w:hAnsi="Times" w:cs="Times"/>
+          <w:sz w:val="24"/>
+          <w:sz-cs w:val="24"/>
+          <w:spacing w:val="0"/>
+        </w:rPr>
+        <w:t xml:space="preserve">./quick-deploy.sh</w:t>
+      </w:r>
+    </w:p>
+    <w:p>
+      <w:pPr>
+        <w:spacing w:after="60"/>
+      </w:pPr>
+      <w:r>
+        <w:rPr>
+          <w:rFonts w:ascii="Times" w:hAnsi="Times" w:cs="Times"/>
+          <w:sz w:val="24"/>
+          <w:sz-cs w:val="24"/>
+          <w:spacing w:val="0"/>
+        </w:rPr>
+        <w:t xml:space="preserve">```</w:t>
+      </w:r>
+    </w:p>
+    <w:p>
+      <w:pPr>
+        <w:spacing w:after="60"/>
+      </w:pPr>
+      <w:r>
+        <w:rPr>
+          <w:rFonts w:ascii="Times" w:hAnsi="Times" w:cs="Times"/>
+          <w:sz w:val="24"/>
+          <w:sz-cs w:val="24"/>
+          <w:spacing w:val="0"/>
+        </w:rPr>
+        <w:t xml:space="preserve"/>
+      </w:r>
+    </w:p>
+    <w:p>
+      <w:pPr>
+        <w:spacing w:after="60"/>
+      </w:pPr>
+      <w:r>
+        <w:rPr>
+          <w:rFonts w:ascii="Times" w:hAnsi="Times" w:cs="Times"/>
+          <w:sz w:val="24"/>
+          <w:sz-cs w:val="24"/>
+          <w:spacing w:val="0"/>
+        </w:rPr>
+        <w:t xml:space="preserve">That's it! No more manual steps. Everything is automated. </w:t>
+      </w:r>
+      <w:r>
+        <w:rPr>
+          <w:rFonts w:ascii="Apple Color Emoji" w:hAnsi="Apple Color Emoji" w:cs="Apple Color Emoji"/>
+          <w:sz w:val="24"/>
+          <w:sz-cs w:val="24"/>
+          <w:spacing w:val="0"/>
+        </w:rPr>
+        <w:t xml:space="preserve">🎉</w:t>
+      </w:r>
+      <w:r>
+        <w:rPr>
+          <w:rFonts w:ascii="Times" w:hAnsi="Times" w:cs="Times"/>
+          <w:sz w:val="24"/>
+          <w:sz-cs w:val="24"/>
+          <w:spacing w:val="0"/>
+        </w:rPr>
+        <w:t xml:space="preserve"/>
+      </w:r>
+    </w:p>
+    <w:p>
+      <w:pPr>
+        <w:spacing w:after="60"/>
+      </w:pPr>
+      <w:r>
+        <w:rPr>
+          <w:rFonts w:ascii="Times" w:hAnsi="Times" w:cs="Times"/>
+          <w:sz w:val="24"/>
+          <w:sz-cs w:val="24"/>
+          <w:spacing w:val="0"/>
+        </w:rPr>
+        <w:t xml:space="preserve"/>
+      </w:r>
+    </w:p>
+    <w:p>
+      <w:pPr>
+        <w:spacing w:after="60"/>
+      </w:pPr>
+      <w:r>
+        <w:rPr>
+          <w:rFonts w:ascii="Times" w:hAnsi="Times" w:cs="Times"/>
+          <w:sz w:val="24"/>
+          <w:sz-cs w:val="24"/>
+          <w:spacing w:val="0"/>
+        </w:rPr>
+        <w:t xml:space="preserve">See `DEPLOY.md` for troubleshooting tips.</w:t>
+      </w:r>
       <w:r>
         <w:rPr>
           <w:rFonts w:ascii="Times" w:hAnsi="Times" w:cs="Times"/>
